--- a/Labs/Работы с заданиями/Лабораторная работа №19.docx
+++ b/Labs/Работы с заданиями/Лабораторная работа №19.docx
@@ -21,9 +21,11 @@
       <w:r>
         <w:br/>
       </w:r>
+      <w:bookmarkStart w:id="0" w:name="_Hlk225026279"/>
       <w:r>
         <w:t>Отображение списков и таблиц</w:t>
       </w:r>
+      <w:bookmarkEnd w:id="0"/>
     </w:p>
     <w:p>
       <w:pPr>
@@ -37,6 +39,7 @@
       <w:pPr>
         <w:pStyle w:val="2"/>
       </w:pPr>
+      <w:bookmarkStart w:id="1" w:name="_Hlk225026289"/>
       <w:r>
         <w:t xml:space="preserve">Изучить процесс настройки и использования элементов управления для отображения списков в приложении </w:t>
       </w:r>
@@ -49,6 +52,7 @@
         <w:t>.</w:t>
       </w:r>
     </w:p>
+    <w:bookmarkEnd w:id="1"/>
     <w:p>
       <w:pPr>
         <w:pStyle w:val="1"/>
@@ -2092,7 +2096,6 @@
     <w:rPrDefault>
       <w:rPr>
         <w:rFonts w:ascii="Times New Roman" w:eastAsiaTheme="minorHAnsi" w:hAnsi="Times New Roman" w:cs="Times New Roman"/>
-        <w:bCs/>
         <w:kern w:val="3"/>
         <w:sz w:val="28"/>
         <w:szCs w:val="28"/>
@@ -3007,7 +3010,7 @@
     <w:rsid w:val="00A7632F"/>
     <w:rPr>
       <w:b/>
-      <w:bCs w:val="0"/>
+      <w:bCs/>
       <w:smallCaps/>
       <w:color w:val="0F4761" w:themeColor="accent1" w:themeShade="BF"/>
       <w:spacing w:val="5"/>
@@ -3086,7 +3089,7 @@
     </w:pPr>
     <w:rPr>
       <w:b/>
-      <w:bCs w:val="0"/>
+      <w:bCs/>
     </w:rPr>
   </w:style>
   <w:style w:type="paragraph" w:customStyle="1" w:styleId="2">
